--- a/docs/1-proposal/CA326_Project_Proposal_Form.docx
+++ b/docs/1-proposal/CA326_Project_Proposal_Form.docx
@@ -60,13 +60,13 @@
         <w:rPr>
           <w:rFonts w:ascii="Helvetica" w:hAnsi="Helvetica"/>
         </w:rPr>
-        <w:t>Student 1 Name ______________________</w:t>
-      </w:r>
-      <w:r>
-        <w:rPr>
-          <w:rFonts w:ascii="Helvetica" w:hAnsi="Helvetica"/>
-        </w:rPr>
-        <w:t>_______</w:t>
+        <w:t>Student 1 Name</w:t>
+      </w:r>
+      <w:r>
+        <w:rPr>
+          <w:rFonts w:ascii="Helvetica" w:hAnsi="Helvetica"/>
+        </w:rPr>
+        <w:t xml:space="preserve">: </w:t>
       </w:r>
       <w:r>
         <w:rPr>
@@ -77,6 +77,20 @@
       <w:r>
         <w:rPr>
           <w:rFonts w:ascii="Helvetica" w:hAnsi="Helvetica"/>
+          <w:u w:val="single"/>
+        </w:rPr>
+        <w:t>Jaime de Vivero Woods</w:t>
+      </w:r>
+      <w:r>
+        <w:rPr>
+          <w:rFonts w:ascii="Helvetica" w:hAnsi="Helvetica"/>
+          <w:u w:val="single"/>
+        </w:rPr>
+        <w:t>_</w:t>
+      </w:r>
+      <w:r>
+        <w:rPr>
+          <w:rFonts w:ascii="Helvetica" w:hAnsi="Helvetica"/>
         </w:rPr>
         <w:t xml:space="preserve">     </w:t>
       </w:r>
@@ -84,7 +98,39 @@
         <w:rPr>
           <w:rFonts w:ascii="Helvetica" w:hAnsi="Helvetica"/>
         </w:rPr>
-        <w:t xml:space="preserve">ID Number ___________ </w:t>
+        <w:t>ID Number</w:t>
+      </w:r>
+      <w:r>
+        <w:rPr>
+          <w:rFonts w:ascii="Helvetica" w:hAnsi="Helvetica"/>
+        </w:rPr>
+        <w:t xml:space="preserve">: </w:t>
+      </w:r>
+      <w:r>
+        <w:rPr>
+          <w:rFonts w:ascii="Helvetica" w:hAnsi="Helvetica"/>
+        </w:rPr>
+        <w:t>_</w:t>
+      </w:r>
+      <w:r>
+        <w:rPr>
+          <w:rFonts w:ascii="Helvetica" w:hAnsi="Helvetica"/>
+          <w:u w:val="single"/>
+        </w:rPr>
+        <w:t>19447494</w:t>
+      </w:r>
+      <w:r>
+        <w:rPr>
+          <w:rFonts w:ascii="Helvetica" w:hAnsi="Helvetica"/>
+          <w:u w:val="single"/>
+        </w:rPr>
+        <w:t>_</w:t>
+      </w:r>
+      <w:r>
+        <w:rPr>
+          <w:rFonts w:ascii="Helvetica" w:hAnsi="Helvetica"/>
+        </w:rPr>
+        <w:t xml:space="preserve"> </w:t>
       </w:r>
     </w:p>
     <w:p>
@@ -98,13 +144,96 @@
         <w:rPr>
           <w:rFonts w:ascii="Helvetica" w:hAnsi="Helvetica"/>
         </w:rPr>
-        <w:t xml:space="preserve">Student 2 Name </w:t>
-      </w:r>
-      <w:r>
-        <w:rPr>
-          <w:rFonts w:ascii="Helvetica" w:hAnsi="Helvetica"/>
-        </w:rPr>
-        <w:t xml:space="preserve">______________________________     ID Number ___________ </w:t>
+        <w:t>Student 2 Name</w:t>
+      </w:r>
+      <w:r>
+        <w:rPr>
+          <w:rFonts w:ascii="Helvetica" w:hAnsi="Helvetica"/>
+        </w:rPr>
+        <w:t xml:space="preserve">: </w:t>
+      </w:r>
+      <w:r>
+        <w:rPr>
+          <w:rFonts w:ascii="Helvetica" w:hAnsi="Helvetica"/>
+        </w:rPr>
+        <w:t>_</w:t>
+      </w:r>
+      <w:r>
+        <w:rPr>
+          <w:rFonts w:ascii="Helvetica" w:hAnsi="Helvetica"/>
+          <w:u w:val="single"/>
+        </w:rPr>
+        <w:t>Alen Joy</w:t>
+      </w:r>
+      <w:r>
+        <w:rPr>
+          <w:rFonts w:ascii="Helvetica" w:hAnsi="Helvetica"/>
+          <w:u w:val="single"/>
+        </w:rPr>
+        <w:t>_</w:t>
+      </w:r>
+      <w:r>
+        <w:rPr>
+          <w:rFonts w:ascii="Helvetica" w:hAnsi="Helvetica"/>
+        </w:rPr>
+        <w:t xml:space="preserve">    </w:t>
+      </w:r>
+      <w:r>
+        <w:rPr>
+          <w:rFonts w:ascii="Helvetica" w:hAnsi="Helvetica"/>
+        </w:rPr>
+        <w:tab/>
+      </w:r>
+      <w:r>
+        <w:rPr>
+          <w:rFonts w:ascii="Helvetica" w:hAnsi="Helvetica"/>
+        </w:rPr>
+        <w:tab/>
+        <w:t xml:space="preserve">      </w:t>
+      </w:r>
+      <w:r>
+        <w:rPr>
+          <w:rFonts w:ascii="Helvetica" w:hAnsi="Helvetica"/>
+        </w:rPr>
+        <w:t xml:space="preserve">    </w:t>
+      </w:r>
+      <w:r>
+        <w:rPr>
+          <w:rFonts w:ascii="Helvetica" w:hAnsi="Helvetica"/>
+        </w:rPr>
+        <w:t>ID Number</w:t>
+      </w:r>
+      <w:r>
+        <w:rPr>
+          <w:rFonts w:ascii="Helvetica" w:hAnsi="Helvetica"/>
+        </w:rPr>
+        <w:t xml:space="preserve">: </w:t>
+      </w:r>
+      <w:r>
+        <w:rPr>
+          <w:rFonts w:ascii="Helvetica" w:hAnsi="Helvetica"/>
+        </w:rPr>
+        <w:t>_</w:t>
+      </w:r>
+      <w:r>
+        <w:rPr>
+          <w:rFonts w:ascii="Helvetica" w:hAnsi="Helvetica"/>
+          <w:u w:val="single"/>
+        </w:rPr>
+        <w:t>18313576</w:t>
+      </w:r>
+      <w:r>
+        <w:rPr>
+          <w:rFonts w:ascii="Helvetica" w:hAnsi="Helvetica"/>
+          <w:u w:val="single"/>
+        </w:rPr>
+        <w:t>_</w:t>
+      </w:r>
+      <w:r>
+        <w:rPr>
+          <w:rFonts w:ascii="Helvetica" w:hAnsi="Helvetica"/>
+        </w:rPr>
+        <w:t xml:space="preserve"> </w:t>
       </w:r>
     </w:p>
     <w:p>
@@ -159,6 +288,7 @@
           <w:rFonts w:ascii="Helvetica" w:hAnsi="Helvetica"/>
           <w:sz w:val="32"/>
           <w:szCs w:val="32"/>
+          <w:u w:val="single"/>
         </w:rPr>
       </w:pPr>
       <w:r>
@@ -177,7 +307,27 @@
         <w:rPr>
           <w:rFonts w:ascii="Helvetica" w:hAnsi="Helvetica"/>
         </w:rPr>
-        <w:t xml:space="preserve"> ___________________________________ </w:t>
+        <w:t xml:space="preserve">: </w:t>
+      </w:r>
+      <w:r>
+        <w:rPr>
+          <w:rFonts w:ascii="Helvetica" w:hAnsi="Helvetica"/>
+        </w:rPr>
+        <w:t>_</w:t>
+      </w:r>
+      <w:r>
+        <w:rPr>
+          <w:rFonts w:ascii="Helvetica" w:hAnsi="Helvetica"/>
+          <w:u w:val="single"/>
+        </w:rPr>
+        <w:t>Marija Bezbradica</w:t>
+      </w:r>
+      <w:r>
+        <w:rPr>
+          <w:rFonts w:ascii="Helvetica" w:hAnsi="Helvetica"/>
+          <w:u w:val="single"/>
+        </w:rPr>
+        <w:t>_</w:t>
       </w:r>
     </w:p>
     <w:p>
@@ -266,27 +416,145 @@
           <w:color w:val="595959" w:themeColor="text1" w:themeTint="A6"/>
           <w:lang w:val="en-IE" w:eastAsia="en-GB"/>
         </w:rPr>
-        <w:t xml:space="preserve">Describe the general area </w:t>
-      </w:r>
-      <w:r>
-        <w:rPr>
-          <w:rFonts w:ascii="Times New Roman" w:eastAsia="Times New Roman" w:hAnsi="Times New Roman" w:cs="Times New Roman"/>
-          <w:i/>
-          <w:iCs/>
-          <w:color w:val="595959" w:themeColor="text1" w:themeTint="A6"/>
-          <w:lang w:val="en-IE" w:eastAsia="en-GB"/>
-        </w:rPr>
-        <w:t xml:space="preserve">/ problem </w:t>
-      </w:r>
-      <w:r>
-        <w:rPr>
-          <w:rFonts w:ascii="Times New Roman" w:eastAsia="Times New Roman" w:hAnsi="Times New Roman" w:cs="Times New Roman"/>
-          <w:i/>
-          <w:iCs/>
-          <w:color w:val="595959" w:themeColor="text1" w:themeTint="A6"/>
-          <w:lang w:val="en-IE" w:eastAsia="en-GB"/>
-        </w:rPr>
-        <w:t>covered by the project.</w:t>
+        <w:t>Describe the general area / problem covered by the project.</w:t>
+      </w:r>
+    </w:p>
+    <w:p>
+      <w:pPr>
+        <w:rPr>
+          <w:rFonts w:ascii="Times New Roman" w:eastAsia="Times New Roman" w:hAnsi="Times New Roman" w:cs="Times New Roman"/>
+          <w:lang w:eastAsia="ja-JP"/>
+        </w:rPr>
+      </w:pPr>
+      <w:r>
+        <w:rPr>
+          <w:rFonts w:ascii="Arial" w:eastAsia="Times New Roman" w:hAnsi="Arial" w:cs="Arial"/>
+          <w:color w:val="000000"/>
+          <w:sz w:val="22"/>
+          <w:szCs w:val="22"/>
+          <w:lang w:eastAsia="ja-JP"/>
+        </w:rPr>
+        <w:t>For our third</w:t>
+      </w:r>
+      <w:r>
+        <w:rPr>
+          <w:rFonts w:ascii="Arial" w:eastAsia="Times New Roman" w:hAnsi="Arial" w:cs="Arial"/>
+          <w:color w:val="000000"/>
+          <w:sz w:val="22"/>
+          <w:szCs w:val="22"/>
+          <w:lang w:eastAsia="ja-JP"/>
+        </w:rPr>
+        <w:t>-</w:t>
+      </w:r>
+      <w:r>
+        <w:rPr>
+          <w:rFonts w:ascii="Arial" w:eastAsia="Times New Roman" w:hAnsi="Arial" w:cs="Arial"/>
+          <w:color w:val="000000"/>
+          <w:sz w:val="22"/>
+          <w:szCs w:val="22"/>
+          <w:lang w:eastAsia="ja-JP"/>
+        </w:rPr>
+        <w:t xml:space="preserve">year project, our idea is to develop an </w:t>
+      </w:r>
+      <w:r>
+        <w:rPr>
+          <w:rFonts w:ascii="Arial" w:eastAsia="Times New Roman" w:hAnsi="Arial" w:cs="Arial"/>
+          <w:color w:val="000000"/>
+          <w:sz w:val="22"/>
+          <w:szCs w:val="22"/>
+          <w:lang w:eastAsia="ja-JP"/>
+        </w:rPr>
+        <w:t>A</w:t>
+      </w:r>
+      <w:r>
+        <w:rPr>
+          <w:rFonts w:ascii="Arial" w:eastAsia="Times New Roman" w:hAnsi="Arial" w:cs="Arial"/>
+          <w:color w:val="000000"/>
+          <w:sz w:val="22"/>
+          <w:szCs w:val="22"/>
+          <w:lang w:eastAsia="ja-JP"/>
+        </w:rPr>
+        <w:t>ndroid app which takes</w:t>
+      </w:r>
+      <w:r>
+        <w:rPr>
+          <w:rFonts w:ascii="Arial" w:eastAsia="Times New Roman" w:hAnsi="Arial" w:cs="Arial"/>
+          <w:color w:val="000000"/>
+          <w:sz w:val="22"/>
+          <w:szCs w:val="22"/>
+          <w:lang w:eastAsia="ja-JP"/>
+        </w:rPr>
+        <w:t xml:space="preserve"> publicly available</w:t>
+      </w:r>
+      <w:r>
+        <w:rPr>
+          <w:rFonts w:ascii="Arial" w:eastAsia="Times New Roman" w:hAnsi="Arial" w:cs="Arial"/>
+          <w:color w:val="000000"/>
+          <w:sz w:val="22"/>
+          <w:szCs w:val="22"/>
+          <w:lang w:eastAsia="ja-JP"/>
+        </w:rPr>
+        <w:t xml:space="preserve"> statistics on major </w:t>
+      </w:r>
+      <w:r>
+        <w:rPr>
+          <w:rFonts w:ascii="Arial" w:eastAsia="Times New Roman" w:hAnsi="Arial" w:cs="Arial"/>
+          <w:color w:val="000000"/>
+          <w:sz w:val="22"/>
+          <w:szCs w:val="22"/>
+          <w:lang w:eastAsia="ja-JP"/>
+        </w:rPr>
+        <w:t>E</w:t>
+      </w:r>
+      <w:r>
+        <w:rPr>
+          <w:rFonts w:ascii="Arial" w:eastAsia="Times New Roman" w:hAnsi="Arial" w:cs="Arial"/>
+          <w:color w:val="000000"/>
+          <w:sz w:val="22"/>
+          <w:szCs w:val="22"/>
+          <w:lang w:eastAsia="ja-JP"/>
+        </w:rPr>
+        <w:t>uropean soccer leagues from</w:t>
+      </w:r>
+      <w:r>
+        <w:rPr>
+          <w:rFonts w:ascii="Arial" w:eastAsia="Times New Roman" w:hAnsi="Arial" w:cs="Arial"/>
+          <w:color w:val="000000"/>
+          <w:sz w:val="22"/>
+          <w:szCs w:val="22"/>
+          <w:lang w:eastAsia="ja-JP"/>
+        </w:rPr>
+        <w:t xml:space="preserve"> sports</w:t>
+      </w:r>
+      <w:r>
+        <w:rPr>
+          <w:rFonts w:ascii="Arial" w:eastAsia="Times New Roman" w:hAnsi="Arial" w:cs="Arial"/>
+          <w:color w:val="000000"/>
+          <w:sz w:val="22"/>
+          <w:szCs w:val="22"/>
+          <w:lang w:eastAsia="ja-JP"/>
+        </w:rPr>
+        <w:t xml:space="preserve"> websites</w:t>
+      </w:r>
+      <w:r>
+        <w:rPr>
+          <w:rFonts w:ascii="Arial" w:eastAsia="Times New Roman" w:hAnsi="Arial" w:cs="Arial"/>
+          <w:color w:val="000000"/>
+          <w:sz w:val="22"/>
+          <w:szCs w:val="22"/>
+          <w:lang w:eastAsia="ja-JP"/>
+        </w:rPr>
+        <w:t xml:space="preserve"> and display them in various formats and layouts, allowing things like comparing teams and </w:t>
+      </w:r>
+      <w:r>
+        <w:rPr>
+          <w:rFonts w:ascii="Arial" w:eastAsia="Times New Roman" w:hAnsi="Arial" w:cs="Arial"/>
+          <w:color w:val="000000"/>
+          <w:sz w:val="22"/>
+          <w:szCs w:val="22"/>
+          <w:lang w:eastAsia="ja-JP"/>
+        </w:rPr>
+        <w:t xml:space="preserve">viewing results and performance in past games. We also plan to implement a ranking system based on various algorithms to help determine the relative strength of various teams and players. </w:t>
       </w:r>
     </w:p>
     <w:p>
@@ -341,6 +609,210 @@
         <w:spacing w:before="100" w:beforeAutospacing="1" w:after="100" w:afterAutospacing="1"/>
         <w:outlineLvl w:val="2"/>
         <w:rPr>
+          <w:rFonts w:ascii="Arial" w:eastAsia="Times New Roman" w:hAnsi="Arial" w:cs="Arial"/>
+          <w:color w:val="000000"/>
+          <w:sz w:val="22"/>
+          <w:szCs w:val="22"/>
+          <w:lang w:eastAsia="ja-JP"/>
+        </w:rPr>
+      </w:pPr>
+      <w:r>
+        <w:rPr>
+          <w:rFonts w:ascii="Arial" w:eastAsia="Times New Roman" w:hAnsi="Arial" w:cs="Arial"/>
+          <w:color w:val="000000"/>
+          <w:sz w:val="22"/>
+          <w:szCs w:val="22"/>
+          <w:lang w:eastAsia="ja-JP"/>
+        </w:rPr>
+        <w:t>The</w:t>
+      </w:r>
+      <w:r>
+        <w:rPr>
+          <w:rFonts w:ascii="Arial" w:eastAsia="Times New Roman" w:hAnsi="Arial" w:cs="Arial"/>
+          <w:color w:val="000000"/>
+          <w:sz w:val="22"/>
+          <w:szCs w:val="22"/>
+          <w:lang w:eastAsia="ja-JP"/>
+        </w:rPr>
+        <w:t xml:space="preserve"> app </w:t>
+      </w:r>
+      <w:r>
+        <w:rPr>
+          <w:rFonts w:ascii="Arial" w:eastAsia="Times New Roman" w:hAnsi="Arial" w:cs="Arial"/>
+          <w:color w:val="000000"/>
+          <w:sz w:val="22"/>
+          <w:szCs w:val="22"/>
+          <w:lang w:eastAsia="ja-JP"/>
+        </w:rPr>
+        <w:t>will</w:t>
+      </w:r>
+      <w:r>
+        <w:rPr>
+          <w:rFonts w:ascii="Arial" w:eastAsia="Times New Roman" w:hAnsi="Arial" w:cs="Arial"/>
+          <w:color w:val="000000"/>
+          <w:sz w:val="22"/>
+          <w:szCs w:val="22"/>
+          <w:lang w:eastAsia="ja-JP"/>
+        </w:rPr>
+        <w:t xml:space="preserve"> take statistics on major </w:t>
+      </w:r>
+      <w:r>
+        <w:rPr>
+          <w:rFonts w:ascii="Arial" w:eastAsia="Times New Roman" w:hAnsi="Arial" w:cs="Arial"/>
+          <w:color w:val="000000"/>
+          <w:sz w:val="22"/>
+          <w:szCs w:val="22"/>
+          <w:lang w:eastAsia="ja-JP"/>
+        </w:rPr>
+        <w:t>E</w:t>
+      </w:r>
+      <w:r>
+        <w:rPr>
+          <w:rFonts w:ascii="Arial" w:eastAsia="Times New Roman" w:hAnsi="Arial" w:cs="Arial"/>
+          <w:color w:val="000000"/>
+          <w:sz w:val="22"/>
+          <w:szCs w:val="22"/>
+          <w:lang w:eastAsia="ja-JP"/>
+        </w:rPr>
+        <w:t xml:space="preserve">uropean soccer leagues from websites in JSON format. The JSON data is interpreted and used to rank teams and players using an ELO rating system. The ELO ratings for players are based on the level of the competition on which teams complete their first scored match. After each game played, the rating of players and teams will be updated according to their result and taking into account the relative playing strength of the opponent. We will also use a </w:t>
+      </w:r>
+      <w:proofErr w:type="spellStart"/>
+      <w:r>
+        <w:rPr>
+          <w:rFonts w:ascii="Arial" w:eastAsia="Times New Roman" w:hAnsi="Arial" w:cs="Arial"/>
+          <w:color w:val="000000"/>
+          <w:sz w:val="22"/>
+          <w:szCs w:val="22"/>
+          <w:lang w:eastAsia="ja-JP"/>
+        </w:rPr>
+        <w:t>Glicko</w:t>
+      </w:r>
+      <w:proofErr w:type="spellEnd"/>
+      <w:r>
+        <w:rPr>
+          <w:rFonts w:ascii="Arial" w:eastAsia="Times New Roman" w:hAnsi="Arial" w:cs="Arial"/>
+          <w:color w:val="000000"/>
+          <w:sz w:val="22"/>
+          <w:szCs w:val="22"/>
+          <w:lang w:eastAsia="ja-JP"/>
+        </w:rPr>
+        <w:t xml:space="preserve"> RD rating system to estimate the accuracy of ELO results. </w:t>
+      </w:r>
+    </w:p>
+    <w:p>
+      <w:pPr>
+        <w:spacing w:before="100" w:beforeAutospacing="1" w:after="100" w:afterAutospacing="1"/>
+        <w:outlineLvl w:val="2"/>
+        <w:rPr>
+          <w:rFonts w:ascii="Arial" w:eastAsia="Times New Roman" w:hAnsi="Arial" w:cs="Arial"/>
+          <w:color w:val="000000"/>
+          <w:sz w:val="22"/>
+          <w:szCs w:val="22"/>
+          <w:lang w:eastAsia="ja-JP"/>
+        </w:rPr>
+      </w:pPr>
+      <w:r>
+        <w:rPr>
+          <w:rFonts w:ascii="Arial" w:eastAsia="Times New Roman" w:hAnsi="Arial" w:cs="Arial"/>
+          <w:color w:val="000000"/>
+          <w:sz w:val="22"/>
+          <w:szCs w:val="22"/>
+          <w:lang w:eastAsia="ja-JP"/>
+        </w:rPr>
+        <w:lastRenderedPageBreak/>
+        <w:drawing>
+          <wp:inline distT="0" distB="0" distL="0" distR="0" wp14:anchorId="2D0CCEA1" wp14:editId="7340C9E9">
+            <wp:extent cx="5156934" cy="3924300"/>
+            <wp:effectExtent l="0" t="0" r="5715" b="0"/>
+            <wp:docPr id="1" name="Picture 1"/>
+            <wp:cNvGraphicFramePr>
+              <a:graphicFrameLocks xmlns:a="http://schemas.openxmlformats.org/drawingml/2006/main" noChangeAspect="1"/>
+            </wp:cNvGraphicFramePr>
+            <a:graphic xmlns:a="http://schemas.openxmlformats.org/drawingml/2006/main">
+              <a:graphicData uri="http://schemas.openxmlformats.org/drawingml/2006/picture">
+                <pic:pic xmlns:pic="http://schemas.openxmlformats.org/drawingml/2006/picture">
+                  <pic:nvPicPr>
+                    <pic:cNvPr id="1" name=""/>
+                    <pic:cNvPicPr/>
+                  </pic:nvPicPr>
+                  <pic:blipFill>
+                    <a:blip r:embed="rId4"/>
+                    <a:stretch>
+                      <a:fillRect/>
+                    </a:stretch>
+                  </pic:blipFill>
+                  <pic:spPr>
+                    <a:xfrm>
+                      <a:off x="0" y="0"/>
+                      <a:ext cx="5196365" cy="3954306"/>
+                    </a:xfrm>
+                    <a:prstGeom prst="rect">
+                      <a:avLst/>
+                    </a:prstGeom>
+                  </pic:spPr>
+                </pic:pic>
+              </a:graphicData>
+            </a:graphic>
+          </wp:inline>
+        </w:drawing>
+      </w:r>
+    </w:p>
+    <w:p>
+      <w:pPr>
+        <w:rPr>
+          <w:rFonts w:ascii="Times New Roman" w:eastAsia="Times New Roman" w:hAnsi="Times New Roman" w:cs="Times New Roman"/>
+          <w:lang w:eastAsia="ja-JP"/>
+        </w:rPr>
+      </w:pPr>
+      <w:r>
+        <w:rPr>
+          <w:rFonts w:ascii="Arial" w:eastAsia="Times New Roman" w:hAnsi="Arial" w:cs="Arial"/>
+          <w:color w:val="000000"/>
+          <w:sz w:val="22"/>
+          <w:szCs w:val="22"/>
+          <w:lang w:eastAsia="ja-JP"/>
+        </w:rPr>
+        <w:t>In this JSON data there is information about the team</w:t>
+      </w:r>
+      <w:r>
+        <w:rPr>
+          <w:rFonts w:ascii="Arial" w:eastAsia="Times New Roman" w:hAnsi="Arial" w:cs="Arial"/>
+          <w:color w:val="000000"/>
+          <w:sz w:val="22"/>
+          <w:szCs w:val="22"/>
+          <w:lang w:eastAsia="ja-JP"/>
+        </w:rPr>
+        <w:t>’</w:t>
+      </w:r>
+      <w:r>
+        <w:rPr>
+          <w:rFonts w:ascii="Arial" w:eastAsia="Times New Roman" w:hAnsi="Arial" w:cs="Arial"/>
+          <w:color w:val="000000"/>
+          <w:sz w:val="22"/>
+          <w:szCs w:val="22"/>
+          <w:lang w:eastAsia="ja-JP"/>
+        </w:rPr>
+        <w:t>s position in the Premier League, the final score of the match, the current week of the season and the points the team got from the match.</w:t>
+      </w:r>
+    </w:p>
+    <w:p>
+      <w:pPr>
+        <w:spacing w:before="100" w:beforeAutospacing="1" w:after="100" w:afterAutospacing="1"/>
+        <w:outlineLvl w:val="2"/>
+        <w:rPr>
+          <w:rFonts w:ascii="Arial" w:eastAsia="Times New Roman" w:hAnsi="Arial" w:cs="Arial"/>
+          <w:color w:val="000000"/>
+          <w:sz w:val="22"/>
+          <w:szCs w:val="22"/>
+          <w:lang w:eastAsia="ja-JP"/>
+        </w:rPr>
+      </w:pPr>
+    </w:p>
+    <w:p>
+      <w:pPr>
+        <w:spacing w:before="100" w:beforeAutospacing="1" w:after="100" w:afterAutospacing="1"/>
+        <w:outlineLvl w:val="2"/>
+        <w:rPr>
           <w:rFonts w:ascii="Times New Roman" w:eastAsia="Times New Roman" w:hAnsi="Times New Roman" w:cs="Times New Roman"/>
           <w:b/>
           <w:bCs/>
@@ -385,6 +857,184 @@
     </w:p>
     <w:p>
       <w:pPr>
+        <w:spacing w:beforeAutospacing="1" w:afterAutospacing="1"/>
+        <w:rPr>
+          <w:rFonts w:ascii="Times New Roman" w:eastAsia="Times New Roman" w:hAnsi="Times New Roman" w:cs="Times New Roman"/>
+          <w:color w:val="595959" w:themeColor="text1" w:themeTint="A6"/>
+          <w:lang w:val="en-IE" w:eastAsia="en-GB"/>
+        </w:rPr>
+      </w:pPr>
+      <w:r>
+        <w:rPr>
+          <w:rFonts w:ascii="Arial" w:eastAsia="Times New Roman" w:hAnsi="Arial" w:cs="Arial"/>
+          <w:color w:val="000000"/>
+          <w:sz w:val="22"/>
+          <w:szCs w:val="22"/>
+          <w:lang w:eastAsia="ja-JP"/>
+        </w:rPr>
+        <w:t>We</w:t>
+      </w:r>
+      <w:r>
+        <w:rPr>
+          <w:rFonts w:ascii="Arial" w:eastAsia="Times New Roman" w:hAnsi="Arial" w:cs="Arial"/>
+          <w:color w:val="000000"/>
+          <w:sz w:val="22"/>
+          <w:szCs w:val="22"/>
+          <w:lang w:eastAsia="ja-JP"/>
+        </w:rPr>
+        <w:t xml:space="preserve"> initially</w:t>
+      </w:r>
+      <w:r>
+        <w:rPr>
+          <w:rFonts w:ascii="Arial" w:eastAsia="Times New Roman" w:hAnsi="Arial" w:cs="Arial"/>
+          <w:color w:val="000000"/>
+          <w:sz w:val="22"/>
+          <w:szCs w:val="22"/>
+          <w:lang w:eastAsia="ja-JP"/>
+        </w:rPr>
+        <w:t xml:space="preserve"> got the idea from </w:t>
+      </w:r>
+      <w:r>
+        <w:rPr>
+          <w:rFonts w:ascii="Arial" w:eastAsia="Times New Roman" w:hAnsi="Arial" w:cs="Arial"/>
+          <w:color w:val="000000"/>
+          <w:sz w:val="22"/>
+          <w:szCs w:val="22"/>
+          <w:lang w:eastAsia="ja-JP"/>
+        </w:rPr>
+        <w:t xml:space="preserve">Dr Mark </w:t>
+      </w:r>
+      <w:proofErr w:type="spellStart"/>
+      <w:r>
+        <w:rPr>
+          <w:rFonts w:ascii="Arial" w:eastAsia="Times New Roman" w:hAnsi="Arial" w:cs="Arial"/>
+          <w:color w:val="000000"/>
+          <w:sz w:val="22"/>
+          <w:szCs w:val="22"/>
+          <w:lang w:eastAsia="ja-JP"/>
+        </w:rPr>
+        <w:t>Roantree’s</w:t>
+      </w:r>
+      <w:proofErr w:type="spellEnd"/>
+      <w:r>
+        <w:rPr>
+          <w:rFonts w:ascii="Arial" w:eastAsia="Times New Roman" w:hAnsi="Arial" w:cs="Arial"/>
+          <w:color w:val="000000"/>
+          <w:sz w:val="22"/>
+          <w:szCs w:val="22"/>
+          <w:lang w:eastAsia="ja-JP"/>
+        </w:rPr>
+        <w:t xml:space="preserve"> project ideas </w:t>
+      </w:r>
+      <w:hyperlink r:id="rId5" w:history="1">
+        <w:r>
+          <w:rPr>
+            <w:rStyle w:val="Hyperlink"/>
+            <w:rFonts w:ascii="Arial" w:eastAsia="Times New Roman" w:hAnsi="Arial" w:cs="Arial"/>
+            <w:sz w:val="22"/>
+            <w:szCs w:val="22"/>
+            <w:lang w:eastAsia="ja-JP"/>
+          </w:rPr>
+          <w:t>webpage</w:t>
+        </w:r>
+      </w:hyperlink>
+      <w:r>
+        <w:rPr>
+          <w:rFonts w:ascii="Arial" w:eastAsia="Times New Roman" w:hAnsi="Arial" w:cs="Arial"/>
+          <w:color w:val="000000"/>
+          <w:sz w:val="22"/>
+          <w:szCs w:val="22"/>
+          <w:lang w:eastAsia="ja-JP"/>
+        </w:rPr>
+        <w:t xml:space="preserve">. </w:t>
+      </w:r>
+      <w:r>
+        <w:rPr>
+          <w:rFonts w:ascii="Arial" w:eastAsia="Times New Roman" w:hAnsi="Arial" w:cs="Arial"/>
+          <w:color w:val="000000"/>
+          <w:sz w:val="22"/>
+          <w:szCs w:val="22"/>
+          <w:lang w:eastAsia="ja-JP"/>
+        </w:rPr>
+        <w:t xml:space="preserve">The sports app idea seemed interesting to us because we follow sports, especially the European soccer leagues. </w:t>
+      </w:r>
+      <w:r>
+        <w:rPr>
+          <w:rFonts w:ascii="Arial" w:eastAsia="Times New Roman" w:hAnsi="Arial" w:cs="Arial"/>
+          <w:color w:val="000000"/>
+          <w:sz w:val="22"/>
+          <w:szCs w:val="22"/>
+          <w:lang w:eastAsia="ja-JP"/>
+        </w:rPr>
+        <w:t xml:space="preserve">After trying some pre-existing apps (like </w:t>
+      </w:r>
+      <w:proofErr w:type="spellStart"/>
+      <w:r>
+        <w:rPr>
+          <w:rFonts w:ascii="Arial" w:eastAsia="Times New Roman" w:hAnsi="Arial" w:cs="Arial"/>
+          <w:color w:val="000000"/>
+          <w:sz w:val="22"/>
+          <w:szCs w:val="22"/>
+          <w:lang w:eastAsia="ja-JP"/>
+        </w:rPr>
+        <w:t>LiveScore</w:t>
+      </w:r>
+      <w:proofErr w:type="spellEnd"/>
+      <w:r>
+        <w:rPr>
+          <w:rFonts w:ascii="Arial" w:eastAsia="Times New Roman" w:hAnsi="Arial" w:cs="Arial"/>
+          <w:color w:val="000000"/>
+          <w:sz w:val="22"/>
+          <w:szCs w:val="22"/>
+          <w:lang w:eastAsia="ja-JP"/>
+        </w:rPr>
+        <w:t xml:space="preserve"> and Yahoo Sports), we tried to think of ways they can be improved and</w:t>
+      </w:r>
+      <w:r>
+        <w:rPr>
+          <w:rFonts w:ascii="Arial" w:eastAsia="Times New Roman" w:hAnsi="Arial" w:cs="Arial"/>
+          <w:color w:val="000000"/>
+          <w:sz w:val="22"/>
+          <w:szCs w:val="22"/>
+          <w:lang w:eastAsia="ja-JP"/>
+        </w:rPr>
+        <w:t xml:space="preserve"> more</w:t>
+      </w:r>
+      <w:r>
+        <w:rPr>
+          <w:rFonts w:ascii="Arial" w:eastAsia="Times New Roman" w:hAnsi="Arial" w:cs="Arial"/>
+          <w:color w:val="000000"/>
+          <w:sz w:val="22"/>
+          <w:szCs w:val="22"/>
+          <w:lang w:eastAsia="ja-JP"/>
+        </w:rPr>
+        <w:t xml:space="preserve"> statistics we’d like to see that weren’t on those apps</w:t>
+      </w:r>
+      <w:r>
+        <w:rPr>
+          <w:rFonts w:ascii="Arial" w:eastAsia="Times New Roman" w:hAnsi="Arial" w:cs="Arial"/>
+          <w:color w:val="000000"/>
+          <w:sz w:val="22"/>
+          <w:szCs w:val="22"/>
+          <w:lang w:eastAsia="ja-JP"/>
+        </w:rPr>
+        <w:t xml:space="preserve">. </w:t>
+      </w:r>
+    </w:p>
+    <w:p>
+      <w:pPr>
+        <w:spacing w:beforeAutospacing="1" w:afterAutospacing="1"/>
+        <w:rPr>
+          <w:rFonts w:ascii="Times New Roman" w:eastAsia="Times New Roman" w:hAnsi="Times New Roman" w:cs="Times New Roman"/>
+          <w:i/>
+          <w:iCs/>
+          <w:color w:val="595959" w:themeColor="text1" w:themeTint="A6"/>
+          <w:lang w:val="en-IE" w:eastAsia="en-GB"/>
+        </w:rPr>
+      </w:pPr>
+    </w:p>
+    <w:p>
+      <w:pPr>
         <w:spacing w:before="100" w:beforeAutospacing="1" w:after="100" w:afterAutospacing="1"/>
         <w:outlineLvl w:val="2"/>
         <w:rPr>
@@ -427,27 +1077,7 @@
           <w:color w:val="595959" w:themeColor="text1" w:themeTint="A6"/>
           <w:lang w:val="en-IE" w:eastAsia="en-GB"/>
         </w:rPr>
-        <w:t xml:space="preserve">What </w:t>
-      </w:r>
-      <w:r>
-        <w:rPr>
-          <w:rFonts w:ascii="Times New Roman" w:eastAsia="Times New Roman" w:hAnsi="Times New Roman" w:cs="Times New Roman"/>
-          <w:i/>
-          <w:iCs/>
-          <w:color w:val="595959" w:themeColor="text1" w:themeTint="A6"/>
-          <w:lang w:val="en-IE" w:eastAsia="en-GB"/>
-        </w:rPr>
-        <w:t>will the project aim to achieve</w:t>
-      </w:r>
-      <w:r>
-        <w:rPr>
-          <w:rFonts w:ascii="Times New Roman" w:eastAsia="Times New Roman" w:hAnsi="Times New Roman" w:cs="Times New Roman"/>
-          <w:i/>
-          <w:iCs/>
-          <w:color w:val="595959" w:themeColor="text1" w:themeTint="A6"/>
-          <w:lang w:val="en-IE" w:eastAsia="en-GB"/>
-        </w:rPr>
-        <w:t xml:space="preserve">? </w:t>
+        <w:t xml:space="preserve">What will the project aim to achieve? </w:t>
       </w:r>
     </w:p>
     <w:p>
@@ -455,6 +1085,62 @@
         <w:spacing w:beforeAutospacing="1" w:afterAutospacing="1"/>
         <w:rPr>
           <w:rFonts w:ascii="Times New Roman" w:eastAsia="Times New Roman" w:hAnsi="Times New Roman" w:cs="Times New Roman"/>
+          <w:color w:val="595959" w:themeColor="text1" w:themeTint="A6"/>
+          <w:lang w:val="en-IE" w:eastAsia="en-GB"/>
+        </w:rPr>
+      </w:pPr>
+      <w:r>
+        <w:rPr>
+          <w:rFonts w:ascii="Arial" w:eastAsia="Times New Roman" w:hAnsi="Arial" w:cs="Arial"/>
+          <w:color w:val="000000"/>
+          <w:sz w:val="22"/>
+          <w:szCs w:val="22"/>
+          <w:lang w:eastAsia="ja-JP"/>
+        </w:rPr>
+        <w:t>The goal is to create an android app that can track various statistics for European football leagues, have the ability to contrast and compare teams or potentially players, and rank teams and players using the algorithms mentioned previously.</w:t>
+      </w:r>
+    </w:p>
+    <w:p>
+      <w:pPr>
+        <w:spacing w:beforeAutospacing="1" w:afterAutospacing="1"/>
+        <w:rPr>
+          <w:rFonts w:ascii="Times New Roman" w:eastAsia="Times New Roman" w:hAnsi="Times New Roman" w:cs="Times New Roman"/>
+          <w:i/>
+          <w:iCs/>
+          <w:color w:val="595959" w:themeColor="text1" w:themeTint="A6"/>
+          <w:lang w:val="en-IE" w:eastAsia="en-GB"/>
+        </w:rPr>
+      </w:pPr>
+    </w:p>
+    <w:p>
+      <w:pPr>
+        <w:spacing w:beforeAutospacing="1" w:afterAutospacing="1"/>
+        <w:rPr>
+          <w:rFonts w:ascii="Times New Roman" w:eastAsia="Times New Roman" w:hAnsi="Times New Roman" w:cs="Times New Roman"/>
+          <w:i/>
+          <w:iCs/>
+          <w:color w:val="595959" w:themeColor="text1" w:themeTint="A6"/>
+          <w:lang w:val="en-IE" w:eastAsia="en-GB"/>
+        </w:rPr>
+      </w:pPr>
+    </w:p>
+    <w:p>
+      <w:pPr>
+        <w:spacing w:beforeAutospacing="1" w:afterAutospacing="1"/>
+        <w:rPr>
+          <w:rFonts w:ascii="Times New Roman" w:eastAsia="Times New Roman" w:hAnsi="Times New Roman" w:cs="Times New Roman"/>
+          <w:i/>
+          <w:iCs/>
+          <w:color w:val="595959" w:themeColor="text1" w:themeTint="A6"/>
+          <w:lang w:val="en-IE" w:eastAsia="en-GB"/>
+        </w:rPr>
+      </w:pPr>
+    </w:p>
+    <w:p>
+      <w:pPr>
+        <w:spacing w:beforeAutospacing="1" w:afterAutospacing="1"/>
+        <w:rPr>
+          <w:rFonts w:ascii="Times New Roman" w:eastAsia="Times New Roman" w:hAnsi="Times New Roman" w:cs="Times New Roman"/>
           <w:i/>
           <w:iCs/>
           <w:color w:val="595959" w:themeColor="text1" w:themeTint="A6"/>
@@ -470,6 +1156,68 @@
           <w:lang w:val="en-IE" w:eastAsia="en-GB"/>
         </w:rPr>
         <w:t>Why/when/where/how will it be useful?</w:t>
+      </w:r>
+    </w:p>
+    <w:p>
+      <w:pPr>
+        <w:spacing w:beforeAutospacing="1" w:afterAutospacing="1"/>
+        <w:rPr>
+          <w:rFonts w:ascii="Times New Roman" w:eastAsia="Times New Roman" w:hAnsi="Times New Roman" w:cs="Times New Roman"/>
+          <w:i/>
+          <w:iCs/>
+          <w:color w:val="595959" w:themeColor="text1" w:themeTint="A6"/>
+          <w:lang w:val="en-IE" w:eastAsia="en-GB"/>
+        </w:rPr>
+      </w:pPr>
+      <w:r>
+        <w:rPr>
+          <w:rFonts w:ascii="Arial" w:eastAsia="Times New Roman" w:hAnsi="Arial" w:cs="Arial"/>
+          <w:color w:val="000000"/>
+          <w:sz w:val="22"/>
+          <w:szCs w:val="22"/>
+          <w:lang w:eastAsia="ja-JP"/>
+        </w:rPr>
+        <w:t xml:space="preserve">We hope this will be useful </w:t>
+      </w:r>
+      <w:r>
+        <w:rPr>
+          <w:rFonts w:ascii="Arial" w:eastAsia="Times New Roman" w:hAnsi="Arial" w:cs="Arial"/>
+          <w:color w:val="000000"/>
+          <w:sz w:val="22"/>
+          <w:szCs w:val="22"/>
+          <w:lang w:eastAsia="ja-JP"/>
+        </w:rPr>
+        <w:t>to</w:t>
+      </w:r>
+      <w:r>
+        <w:rPr>
+          <w:rFonts w:ascii="Arial" w:eastAsia="Times New Roman" w:hAnsi="Arial" w:cs="Arial"/>
+          <w:color w:val="000000"/>
+          <w:sz w:val="22"/>
+          <w:szCs w:val="22"/>
+          <w:lang w:eastAsia="ja-JP"/>
+        </w:rPr>
+        <w:t xml:space="preserve"> people looking for an application that</w:t>
+      </w:r>
+      <w:r>
+        <w:rPr>
+          <w:rFonts w:ascii="Arial" w:eastAsia="Times New Roman" w:hAnsi="Arial" w:cs="Arial"/>
+          <w:color w:val="000000"/>
+          <w:sz w:val="22"/>
+          <w:szCs w:val="22"/>
+          <w:lang w:eastAsia="ja-JP"/>
+        </w:rPr>
+        <w:t xml:space="preserve"> does standard statistics retrieval combined with the ability to make comparisons between teams, and also </w:t>
+      </w:r>
+      <w:r>
+        <w:rPr>
+          <w:rFonts w:ascii="Arial" w:eastAsia="Times New Roman" w:hAnsi="Arial" w:cs="Arial"/>
+          <w:color w:val="000000"/>
+          <w:sz w:val="22"/>
+          <w:szCs w:val="22"/>
+          <w:lang w:eastAsia="ja-JP"/>
+        </w:rPr>
+        <w:t>algorithmic ranking. There are few apps on the market that do all of these things combined and the few that do require a payment or subscription in order to have access to all the data.</w:t>
       </w:r>
     </w:p>
     <w:p>
@@ -527,57 +1275,245 @@
           <w:color w:val="595959" w:themeColor="text1" w:themeTint="A6"/>
           <w:lang w:val="en-IE" w:eastAsia="en-GB"/>
         </w:rPr>
-        <w:t xml:space="preserve">List the proposed language(s) </w:t>
-      </w:r>
-      <w:r>
-        <w:rPr>
-          <w:rFonts w:ascii="Times New Roman" w:eastAsia="Times New Roman" w:hAnsi="Times New Roman" w:cs="Times New Roman"/>
-          <w:i/>
-          <w:iCs/>
-          <w:color w:val="595959" w:themeColor="text1" w:themeTint="A6"/>
-          <w:lang w:val="en-IE" w:eastAsia="en-GB"/>
-        </w:rPr>
-        <w:t>you plan</w:t>
-      </w:r>
-      <w:r>
-        <w:rPr>
-          <w:rFonts w:ascii="Times New Roman" w:eastAsia="Times New Roman" w:hAnsi="Times New Roman" w:cs="Times New Roman"/>
-          <w:i/>
-          <w:iCs/>
-          <w:color w:val="595959" w:themeColor="text1" w:themeTint="A6"/>
-          <w:lang w:val="en-IE" w:eastAsia="en-GB"/>
+        <w:t>List the proposed language(s) you plan to use and any other software tools you might use (compiler, database, web server, etc.)</w:t>
+      </w:r>
+    </w:p>
+    <w:p>
+      <w:pPr>
+        <w:spacing w:beforeAutospacing="1" w:afterAutospacing="1"/>
+        <w:rPr>
+          <w:rFonts w:ascii="Arial" w:eastAsia="Times New Roman" w:hAnsi="Arial" w:cs="Arial"/>
+          <w:color w:val="000000"/>
+          <w:sz w:val="22"/>
+          <w:szCs w:val="22"/>
+          <w:lang w:eastAsia="ja-JP"/>
+        </w:rPr>
+      </w:pPr>
+      <w:r>
+        <w:rPr>
+          <w:rFonts w:ascii="Arial" w:eastAsia="Times New Roman" w:hAnsi="Arial" w:cs="Arial"/>
+          <w:color w:val="000000"/>
+          <w:sz w:val="22"/>
+          <w:szCs w:val="22"/>
+          <w:lang w:eastAsia="ja-JP"/>
+        </w:rPr>
+        <w:t>Languages: Java, Kotlin, SQL, JavaScript</w:t>
+      </w:r>
+    </w:p>
+    <w:p>
+      <w:pPr>
+        <w:spacing w:beforeAutospacing="1" w:afterAutospacing="1"/>
+        <w:rPr>
+          <w:rFonts w:ascii="Arial" w:eastAsia="Times New Roman" w:hAnsi="Arial" w:cs="Arial"/>
+          <w:color w:val="000000"/>
+          <w:sz w:val="22"/>
+          <w:szCs w:val="22"/>
+          <w:lang w:eastAsia="ja-JP"/>
+        </w:rPr>
+      </w:pPr>
+      <w:r>
+        <w:rPr>
+          <w:rFonts w:ascii="Arial" w:eastAsia="Times New Roman" w:hAnsi="Arial" w:cs="Arial"/>
+          <w:color w:val="000000"/>
+          <w:sz w:val="22"/>
+          <w:szCs w:val="22"/>
+          <w:lang w:eastAsia="ja-JP"/>
+        </w:rPr>
+        <w:t xml:space="preserve">Tools: MySQL Workbench, Adobe XD, IntelliJ Idea, Android Studio, </w:t>
+      </w:r>
+      <w:proofErr w:type="spellStart"/>
+      <w:r>
+        <w:rPr>
+          <w:rFonts w:ascii="Arial" w:eastAsia="Times New Roman" w:hAnsi="Arial" w:cs="Arial"/>
+          <w:color w:val="000000"/>
+          <w:sz w:val="22"/>
+          <w:szCs w:val="22"/>
+          <w:lang w:eastAsia="ja-JP"/>
+        </w:rPr>
+        <w:t>Webstorm</w:t>
+      </w:r>
+      <w:proofErr w:type="spellEnd"/>
+    </w:p>
+    <w:p>
+      <w:pPr>
+        <w:spacing w:beforeAutospacing="1" w:afterAutospacing="1"/>
+        <w:rPr>
+          <w:rFonts w:ascii="Times New Roman" w:eastAsia="Times New Roman" w:hAnsi="Times New Roman" w:cs="Times New Roman"/>
+          <w:color w:val="595959" w:themeColor="text1" w:themeTint="A6"/>
+          <w:lang w:val="en-IE" w:eastAsia="en-GB"/>
+        </w:rPr>
+      </w:pPr>
+      <w:r>
+        <w:rPr>
+          <w:rFonts w:ascii="Arial" w:eastAsia="Times New Roman" w:hAnsi="Arial" w:cs="Arial"/>
+          <w:color w:val="000000"/>
+          <w:sz w:val="22"/>
+          <w:szCs w:val="22"/>
+          <w:lang w:eastAsia="ja-JP"/>
+        </w:rPr>
+        <w:t xml:space="preserve">We will mostly likely </w:t>
+      </w:r>
+      <w:r>
+        <w:rPr>
+          <w:rFonts w:ascii="Arial" w:eastAsia="Times New Roman" w:hAnsi="Arial" w:cs="Arial"/>
+          <w:color w:val="000000"/>
+          <w:sz w:val="22"/>
+          <w:szCs w:val="22"/>
+          <w:lang w:eastAsia="ja-JP"/>
+        </w:rPr>
+        <w:t>use</w:t>
+      </w:r>
+      <w:r>
+        <w:rPr>
+          <w:rFonts w:ascii="Arial" w:eastAsia="Times New Roman" w:hAnsi="Arial" w:cs="Arial"/>
+          <w:color w:val="000000"/>
+          <w:sz w:val="22"/>
+          <w:szCs w:val="22"/>
+          <w:lang w:eastAsia="ja-JP"/>
+        </w:rPr>
+        <w:t xml:space="preserve"> Java</w:t>
+      </w:r>
+      <w:r>
+        <w:rPr>
+          <w:rFonts w:ascii="Arial" w:eastAsia="Times New Roman" w:hAnsi="Arial" w:cs="Arial"/>
+          <w:color w:val="000000"/>
+          <w:sz w:val="22"/>
+          <w:szCs w:val="22"/>
+          <w:lang w:eastAsia="ja-JP"/>
+        </w:rPr>
+        <w:t xml:space="preserve"> and </w:t>
+      </w:r>
+      <w:r>
+        <w:rPr>
+          <w:rFonts w:ascii="Arial" w:eastAsia="Times New Roman" w:hAnsi="Arial" w:cs="Arial"/>
+          <w:color w:val="000000"/>
+          <w:sz w:val="22"/>
+          <w:szCs w:val="22"/>
+          <w:lang w:eastAsia="ja-JP"/>
+        </w:rPr>
+        <w:t>Kotlin for the ma</w:t>
+      </w:r>
+      <w:r>
+        <w:rPr>
+          <w:rFonts w:ascii="Arial" w:eastAsia="Times New Roman" w:hAnsi="Arial" w:cs="Arial"/>
+          <w:color w:val="000000"/>
+          <w:sz w:val="22"/>
+          <w:szCs w:val="22"/>
+          <w:lang w:eastAsia="ja-JP"/>
+        </w:rPr>
+        <w:t xml:space="preserve">jority of development of the app itself. We plan to use IntelliJ Idea and Android Studio for this. We </w:t>
+      </w:r>
+      <w:r>
+        <w:rPr>
+          <w:rFonts w:ascii="Arial" w:eastAsia="Times New Roman" w:hAnsi="Arial" w:cs="Arial"/>
+          <w:color w:val="000000"/>
+          <w:sz w:val="22"/>
+          <w:szCs w:val="22"/>
+          <w:lang w:eastAsia="ja-JP"/>
+        </w:rPr>
+        <w:t>are likely to use</w:t>
+      </w:r>
+      <w:r>
+        <w:rPr>
+          <w:rFonts w:ascii="Arial" w:eastAsia="Times New Roman" w:hAnsi="Arial" w:cs="Arial"/>
+          <w:color w:val="000000"/>
+          <w:sz w:val="22"/>
+          <w:szCs w:val="22"/>
+          <w:lang w:eastAsia="ja-JP"/>
         </w:rPr>
         <w:t xml:space="preserve"> </w:t>
       </w:r>
       <w:r>
         <w:rPr>
-          <w:rFonts w:ascii="Times New Roman" w:eastAsia="Times New Roman" w:hAnsi="Times New Roman" w:cs="Times New Roman"/>
-          <w:i/>
-          <w:iCs/>
-          <w:color w:val="595959" w:themeColor="text1" w:themeTint="A6"/>
-          <w:lang w:val="en-IE" w:eastAsia="en-GB"/>
-        </w:rPr>
-        <w:t xml:space="preserve">to use </w:t>
-      </w:r>
-      <w:r>
-        <w:rPr>
-          <w:rFonts w:ascii="Times New Roman" w:eastAsia="Times New Roman" w:hAnsi="Times New Roman" w:cs="Times New Roman"/>
-          <w:i/>
-          <w:iCs/>
-          <w:color w:val="595959" w:themeColor="text1" w:themeTint="A6"/>
-          <w:lang w:val="en-IE" w:eastAsia="en-GB"/>
-        </w:rPr>
-        <w:t xml:space="preserve">and any other software tools </w:t>
-      </w:r>
-      <w:r>
-        <w:rPr>
-          <w:rFonts w:ascii="Times New Roman" w:eastAsia="Times New Roman" w:hAnsi="Times New Roman" w:cs="Times New Roman"/>
-          <w:i/>
-          <w:iCs/>
-          <w:color w:val="595959" w:themeColor="text1" w:themeTint="A6"/>
-          <w:lang w:val="en-IE" w:eastAsia="en-GB"/>
-        </w:rPr>
-        <w:t>you might use (compiler, database, web server, etc.)</w:t>
+          <w:rFonts w:ascii="Arial" w:eastAsia="Times New Roman" w:hAnsi="Arial" w:cs="Arial"/>
+          <w:color w:val="000000"/>
+          <w:sz w:val="22"/>
+          <w:szCs w:val="22"/>
+          <w:lang w:eastAsia="ja-JP"/>
+        </w:rPr>
+        <w:t xml:space="preserve">SQL </w:t>
+      </w:r>
+      <w:r>
+        <w:rPr>
+          <w:rFonts w:ascii="Arial" w:eastAsia="Times New Roman" w:hAnsi="Arial" w:cs="Arial"/>
+          <w:color w:val="000000"/>
+          <w:sz w:val="22"/>
+          <w:szCs w:val="22"/>
+          <w:lang w:eastAsia="ja-JP"/>
+        </w:rPr>
+        <w:t>databases</w:t>
+      </w:r>
+      <w:r>
+        <w:rPr>
+          <w:rFonts w:ascii="Arial" w:eastAsia="Times New Roman" w:hAnsi="Arial" w:cs="Arial"/>
+          <w:color w:val="000000"/>
+          <w:sz w:val="22"/>
+          <w:szCs w:val="22"/>
+          <w:lang w:eastAsia="ja-JP"/>
+        </w:rPr>
+        <w:t xml:space="preserve"> to store </w:t>
+      </w:r>
+      <w:r>
+        <w:rPr>
+          <w:rFonts w:ascii="Arial" w:eastAsia="Times New Roman" w:hAnsi="Arial" w:cs="Arial"/>
+          <w:color w:val="000000"/>
+          <w:sz w:val="22"/>
+          <w:szCs w:val="22"/>
+          <w:lang w:eastAsia="ja-JP"/>
+        </w:rPr>
+        <w:t xml:space="preserve">the JSON data </w:t>
+      </w:r>
+      <w:r>
+        <w:rPr>
+          <w:rFonts w:ascii="Arial" w:eastAsia="Times New Roman" w:hAnsi="Arial" w:cs="Arial"/>
+          <w:color w:val="000000"/>
+          <w:sz w:val="22"/>
+          <w:szCs w:val="22"/>
+          <w:lang w:eastAsia="ja-JP"/>
+        </w:rPr>
+        <w:t xml:space="preserve">and </w:t>
+      </w:r>
+      <w:r>
+        <w:rPr>
+          <w:rFonts w:ascii="Arial" w:eastAsia="Times New Roman" w:hAnsi="Arial" w:cs="Arial"/>
+          <w:color w:val="000000"/>
+          <w:sz w:val="22"/>
+          <w:szCs w:val="22"/>
+          <w:lang w:eastAsia="ja-JP"/>
+        </w:rPr>
+        <w:t xml:space="preserve">send it to the client in various client-side views and formats. The calculations for the ELO and </w:t>
+      </w:r>
+      <w:proofErr w:type="spellStart"/>
+      <w:r>
+        <w:rPr>
+          <w:rFonts w:ascii="Arial" w:eastAsia="Times New Roman" w:hAnsi="Arial" w:cs="Arial"/>
+          <w:color w:val="000000"/>
+          <w:sz w:val="22"/>
+          <w:szCs w:val="22"/>
+          <w:lang w:eastAsia="ja-JP"/>
+        </w:rPr>
+        <w:t>Glicko</w:t>
+      </w:r>
+      <w:proofErr w:type="spellEnd"/>
+      <w:r>
+        <w:rPr>
+          <w:rFonts w:ascii="Arial" w:eastAsia="Times New Roman" w:hAnsi="Arial" w:cs="Arial"/>
+          <w:color w:val="000000"/>
+          <w:sz w:val="22"/>
+          <w:szCs w:val="22"/>
+          <w:lang w:eastAsia="ja-JP"/>
+        </w:rPr>
+        <w:t xml:space="preserve"> algorithms will also take place on a web server. The app itself would mostly just contain all of the fields for the retrieved data to go</w:t>
+      </w:r>
+      <w:r>
+        <w:rPr>
+          <w:rFonts w:ascii="Arial" w:eastAsia="Times New Roman" w:hAnsi="Arial" w:cs="Arial"/>
+          <w:color w:val="000000"/>
+          <w:sz w:val="22"/>
+          <w:szCs w:val="22"/>
+          <w:lang w:eastAsia="ja-JP"/>
+        </w:rPr>
+        <w:t>, with very few on device calculations planned. This helps reduce resource usage and increases battery life for the end-user of the app. For designing and prototyping the UI, we will use Adobe XD in combination with Android Studio’s design tools.</w:t>
       </w:r>
     </w:p>
     <w:p>
@@ -646,7 +1582,6 @@
           <w:color w:val="595959" w:themeColor="text1" w:themeTint="A6"/>
           <w:lang w:val="en-IE" w:eastAsia="en-GB"/>
         </w:rPr>
-        <w:lastRenderedPageBreak/>
         <w:t>It must be clear from the explanation of this breakdown of work both that each student is responsible for separate, clearly-defined tasks, and that those responsibilities substantially cover all of the work required for the project.</w:t>
       </w:r>
     </w:p>
@@ -1268,6 +2203,27 @@
       <w:iCs/>
     </w:rPr>
   </w:style>
+  <w:style w:type="character" w:styleId="Hyperlink">
+    <w:name w:val="Hyperlink"/>
+    <w:basedOn w:val="DefaultParagraphFont"/>
+    <w:uiPriority w:val="99"/>
+    <w:unhideWhenUsed/>
+    <w:rsid w:val="00D001C1"/>
+    <w:rPr>
+      <w:color w:val="0563C1" w:themeColor="hyperlink"/>
+      <w:u w:val="single"/>
+    </w:rPr>
+  </w:style>
+  <w:style w:type="character" w:styleId="UnresolvedMention">
+    <w:name w:val="Unresolved Mention"/>
+    <w:basedOn w:val="DefaultParagraphFont"/>
+    <w:uiPriority w:val="99"/>
+    <w:rsid w:val="00D001C1"/>
+    <w:rPr>
+      <w:color w:val="605E5C"/>
+      <w:shd w:val="clear" w:color="auto" w:fill="E1DFDD"/>
+    </w:rPr>
+  </w:style>
 </w:styles>
 </file>
 

--- a/docs/1-proposal/CA326_Project_Proposal_Form.docx
+++ b/docs/1-proposal/CA326_Project_Proposal_Form.docx
@@ -714,6 +714,7 @@
       <w:r>
         <w:rPr>
           <w:rFonts w:ascii="Arial" w:eastAsia="Times New Roman" w:hAnsi="Arial" w:cs="Arial"/>
+          <w:noProof/>
           <w:color w:val="000000"/>
           <w:sz w:val="22"/>
           <w:szCs w:val="22"/>
@@ -1333,6 +1334,38 @@
         <w:t>Webstorm</w:t>
       </w:r>
       <w:proofErr w:type="spellEnd"/>
+      <w:r>
+        <w:rPr>
+          <w:rFonts w:ascii="Arial" w:eastAsia="Times New Roman" w:hAnsi="Arial" w:cs="Arial"/>
+          <w:color w:val="000000"/>
+          <w:sz w:val="22"/>
+          <w:szCs w:val="22"/>
+          <w:lang w:eastAsia="ja-JP"/>
+        </w:rPr>
+        <w:t xml:space="preserve">, Socket.io, Retrofit API, </w:t>
+      </w:r>
+      <w:proofErr w:type="spellStart"/>
+      <w:r>
+        <w:rPr>
+          <w:rFonts w:ascii="Arial" w:eastAsia="Times New Roman" w:hAnsi="Arial" w:cs="Arial"/>
+          <w:color w:val="000000"/>
+          <w:sz w:val="22"/>
+          <w:szCs w:val="22"/>
+          <w:lang w:eastAsia="ja-JP"/>
+        </w:rPr>
+        <w:t>Websockets</w:t>
+      </w:r>
+      <w:proofErr w:type="spellEnd"/>
+      <w:r>
+        <w:rPr>
+          <w:rFonts w:ascii="Arial" w:eastAsia="Times New Roman" w:hAnsi="Arial" w:cs="Arial"/>
+          <w:color w:val="000000"/>
+          <w:sz w:val="22"/>
+          <w:szCs w:val="22"/>
+          <w:lang w:eastAsia="ja-JP"/>
+        </w:rPr>
+        <w:t>, Git</w:t>
+      </w:r>
     </w:p>
     <w:p>
       <w:pPr>

--- a/docs/1-proposal/CA326_Project_Proposal_Form.docx
+++ b/docs/1-proposal/CA326_Project_Proposal_Form.docx
@@ -1219,6 +1219,46 @@
           <w:lang w:eastAsia="ja-JP"/>
         </w:rPr>
         <w:t>algorithmic ranking. There are few apps on the market that do all of these things combined and the few that do require a payment or subscription in order to have access to all the data.</w:t>
+      </w:r>
+      <w:r>
+        <w:rPr>
+          <w:rFonts w:ascii="Arial" w:eastAsia="Times New Roman" w:hAnsi="Arial" w:cs="Arial"/>
+          <w:color w:val="000000"/>
+          <w:sz w:val="22"/>
+          <w:szCs w:val="22"/>
+          <w:lang w:eastAsia="ja-JP"/>
+        </w:rPr>
+        <w:t xml:space="preserve"> </w:t>
+      </w:r>
+      <w:r>
+        <w:rPr>
+          <w:rFonts w:ascii="Arial" w:eastAsia="Times New Roman" w:hAnsi="Arial" w:cs="Arial"/>
+          <w:color w:val="000000"/>
+          <w:sz w:val="22"/>
+          <w:szCs w:val="22"/>
+          <w:lang w:eastAsia="ja-JP"/>
+        </w:rPr>
+        <w:t xml:space="preserve">These stats can be useful for people who place bets on the winners of matches, competitions and individual </w:t>
+      </w:r>
+      <w:r>
+        <w:rPr>
+          <w:rFonts w:ascii="Arial" w:eastAsia="Times New Roman" w:hAnsi="Arial" w:cs="Arial"/>
+          <w:color w:val="000000"/>
+          <w:sz w:val="22"/>
+          <w:szCs w:val="22"/>
+          <w:lang w:eastAsia="ja-JP"/>
+        </w:rPr>
+        <w:t>trophies</w:t>
+      </w:r>
+      <w:r>
+        <w:rPr>
+          <w:rFonts w:ascii="Arial" w:eastAsia="Times New Roman" w:hAnsi="Arial" w:cs="Arial"/>
+          <w:color w:val="000000"/>
+          <w:sz w:val="22"/>
+          <w:szCs w:val="22"/>
+          <w:lang w:eastAsia="ja-JP"/>
+        </w:rPr>
+        <w:t>.</w:t>
       </w:r>
     </w:p>
     <w:p>

--- a/docs/1-proposal/CA326_Project_Proposal_Form.docx
+++ b/docs/1-proposal/CA326_Project_Proposal_Form.docx
@@ -82,7 +82,14 @@
           <w:rFonts w:ascii="Helvetica Neue" w:eastAsia="Helvetica Neue" w:hAnsi="Helvetica Neue" w:cs="Helvetica Neue"/>
           <w:color w:val="000000"/>
         </w:rPr>
-        <w:t xml:space="preserve">Project Title ____________________________________________ </w:t>
+        <w:t>Project Title</w:t>
+      </w:r>
+      <w:r>
+        <w:rPr>
+          <w:rFonts w:ascii="Helvetica Neue" w:eastAsia="Helvetica Neue" w:hAnsi="Helvetica Neue" w:cs="Helvetica Neue"/>
+          <w:color w:val="000000"/>
+        </w:rPr>
+        <w:t>: FootStat</w:t>
       </w:r>
     </w:p>
     <w:p>

--- a/docs/1-proposal/CA326_Project_Proposal_Form.docx
+++ b/docs/1-proposal/CA326_Project_Proposal_Form.docx
@@ -89,7 +89,15 @@
           <w:rFonts w:ascii="Helvetica Neue" w:eastAsia="Helvetica Neue" w:hAnsi="Helvetica Neue" w:cs="Helvetica Neue"/>
           <w:color w:val="000000"/>
         </w:rPr>
-        <w:t>: FootStat</w:t>
+        <w:t xml:space="preserve">: </w:t>
+      </w:r>
+      <w:r>
+        <w:rPr>
+          <w:rFonts w:ascii="Helvetica Neue" w:eastAsia="Helvetica Neue" w:hAnsi="Helvetica Neue" w:cs="Helvetica Neue"/>
+          <w:color w:val="000000"/>
+          <w:u w:val="single"/>
+        </w:rPr>
+        <w:t>FootStat</w:t>
       </w:r>
     </w:p>
     <w:p>
@@ -498,6 +506,114 @@
           <w:szCs w:val="22"/>
         </w:rPr>
         <w:t xml:space="preserve"> RD rating system to estimate the accuracy of ELO results. </w:t>
+      </w:r>
+      <w:r>
+        <w:rPr>
+          <w:rFonts w:ascii="Arial" w:eastAsia="Arial" w:hAnsi="Arial" w:cs="Arial"/>
+          <w:color w:val="000000"/>
+          <w:sz w:val="22"/>
+          <w:szCs w:val="22"/>
+        </w:rPr>
+        <w:t xml:space="preserve">Additionally, users will have the </w:t>
+      </w:r>
+      <w:r>
+        <w:rPr>
+          <w:rFonts w:ascii="Arial" w:eastAsia="Arial" w:hAnsi="Arial" w:cs="Arial"/>
+          <w:color w:val="000000"/>
+          <w:sz w:val="22"/>
+          <w:szCs w:val="22"/>
+        </w:rPr>
+        <w:t>access to features standard on most sports stat</w:t>
+      </w:r>
+      <w:r>
+        <w:rPr>
+          <w:rFonts w:ascii="Arial" w:eastAsia="Arial" w:hAnsi="Arial" w:cs="Arial"/>
+          <w:color w:val="000000"/>
+          <w:sz w:val="22"/>
+          <w:szCs w:val="22"/>
+        </w:rPr>
+        <w:t>istics</w:t>
+      </w:r>
+      <w:r>
+        <w:rPr>
+          <w:rFonts w:ascii="Arial" w:eastAsia="Arial" w:hAnsi="Arial" w:cs="Arial"/>
+          <w:color w:val="000000"/>
+          <w:sz w:val="22"/>
+          <w:szCs w:val="22"/>
+        </w:rPr>
+        <w:t xml:space="preserve"> app</w:t>
+      </w:r>
+      <w:r>
+        <w:rPr>
+          <w:rFonts w:ascii="Arial" w:eastAsia="Arial" w:hAnsi="Arial" w:cs="Arial"/>
+          <w:color w:val="000000"/>
+          <w:sz w:val="22"/>
+          <w:szCs w:val="22"/>
+        </w:rPr>
+        <w:t>lications</w:t>
+      </w:r>
+      <w:r>
+        <w:rPr>
+          <w:rFonts w:ascii="Arial" w:eastAsia="Arial" w:hAnsi="Arial" w:cs="Arial"/>
+          <w:color w:val="000000"/>
+          <w:sz w:val="22"/>
+          <w:szCs w:val="22"/>
+        </w:rPr>
+        <w:t xml:space="preserve">, for example, viewing the scores </w:t>
+      </w:r>
+      <w:r>
+        <w:rPr>
+          <w:rFonts w:ascii="Arial" w:eastAsia="Arial" w:hAnsi="Arial" w:cs="Arial"/>
+          <w:color w:val="000000"/>
+          <w:sz w:val="22"/>
+          <w:szCs w:val="22"/>
+        </w:rPr>
+        <w:t>from</w:t>
+      </w:r>
+      <w:r>
+        <w:rPr>
+          <w:rFonts w:ascii="Arial" w:eastAsia="Arial" w:hAnsi="Arial" w:cs="Arial"/>
+          <w:color w:val="000000"/>
+          <w:sz w:val="22"/>
+          <w:szCs w:val="22"/>
+        </w:rPr>
+        <w:t xml:space="preserve"> </w:t>
+      </w:r>
+      <w:r>
+        <w:rPr>
+          <w:rFonts w:ascii="Arial" w:eastAsia="Arial" w:hAnsi="Arial" w:cs="Arial"/>
+          <w:color w:val="000000"/>
+          <w:sz w:val="22"/>
+          <w:szCs w:val="22"/>
+        </w:rPr>
+        <w:t>previous</w:t>
+      </w:r>
+      <w:r>
+        <w:rPr>
+          <w:rFonts w:ascii="Arial" w:eastAsia="Arial" w:hAnsi="Arial" w:cs="Arial"/>
+          <w:color w:val="000000"/>
+          <w:sz w:val="22"/>
+          <w:szCs w:val="22"/>
+        </w:rPr>
+        <w:t xml:space="preserve"> games, viewing upcoming match</w:t>
+      </w:r>
+      <w:r>
+        <w:rPr>
+          <w:rFonts w:ascii="Arial" w:eastAsia="Arial" w:hAnsi="Arial" w:cs="Arial"/>
+          <w:color w:val="000000"/>
+          <w:sz w:val="22"/>
+          <w:szCs w:val="22"/>
+        </w:rPr>
+        <w:t xml:space="preserve"> information, player information (e.g. goals, passes, cards etc.) and match tables. </w:t>
+      </w:r>
+      <w:r>
+        <w:rPr>
+          <w:rFonts w:ascii="Arial" w:eastAsia="Arial" w:hAnsi="Arial" w:cs="Arial"/>
+          <w:color w:val="000000"/>
+          <w:sz w:val="22"/>
+          <w:szCs w:val="22"/>
+        </w:rPr>
+        <w:t xml:space="preserve">Information is planned to be viewable in various formats, for example, a user may select a certain league and filter out all the players that participated in it in order of descending goals. </w:t>
       </w:r>
     </w:p>
     <w:p>
@@ -756,7 +872,61 @@
           <w:sz w:val="22"/>
           <w:szCs w:val="22"/>
         </w:rPr>
-        <w:t xml:space="preserve"> and Yahoo Sports), we tried to think of ways they can be improved and more statistics we’d like to see that weren’t on those apps. </w:t>
+        <w:t xml:space="preserve"> and Yahoo Sports), we tried to think of ways they can be improved and more statistics we</w:t>
+      </w:r>
+      <w:r>
+        <w:rPr>
+          <w:rFonts w:ascii="Arial" w:eastAsia="Arial" w:hAnsi="Arial" w:cs="Arial"/>
+          <w:color w:val="000000"/>
+          <w:sz w:val="22"/>
+          <w:szCs w:val="22"/>
+        </w:rPr>
+        <w:t xml:space="preserve"> would </w:t>
+      </w:r>
+      <w:r>
+        <w:rPr>
+          <w:rFonts w:ascii="Arial" w:eastAsia="Arial" w:hAnsi="Arial" w:cs="Arial"/>
+          <w:color w:val="000000"/>
+          <w:sz w:val="22"/>
+          <w:szCs w:val="22"/>
+        </w:rPr>
+        <w:t>like to see that were</w:t>
+      </w:r>
+      <w:r>
+        <w:rPr>
+          <w:rFonts w:ascii="Arial" w:eastAsia="Arial" w:hAnsi="Arial" w:cs="Arial"/>
+          <w:color w:val="000000"/>
+          <w:sz w:val="22"/>
+          <w:szCs w:val="22"/>
+        </w:rPr>
+        <w:t xml:space="preserve"> not </w:t>
+      </w:r>
+      <w:r>
+        <w:rPr>
+          <w:rFonts w:ascii="Arial" w:eastAsia="Arial" w:hAnsi="Arial" w:cs="Arial"/>
+          <w:color w:val="000000"/>
+          <w:sz w:val="22"/>
+          <w:szCs w:val="22"/>
+        </w:rPr>
+        <w:t>on those app</w:t>
+      </w:r>
+      <w:r>
+        <w:rPr>
+          <w:rFonts w:ascii="Arial" w:eastAsia="Arial" w:hAnsi="Arial" w:cs="Arial"/>
+          <w:color w:val="000000"/>
+          <w:sz w:val="22"/>
+          <w:szCs w:val="22"/>
+        </w:rPr>
+        <w:t>lications</w:t>
+      </w:r>
+      <w:r>
+        <w:rPr>
+          <w:rFonts w:ascii="Arial" w:eastAsia="Arial" w:hAnsi="Arial" w:cs="Arial"/>
+          <w:color w:val="000000"/>
+          <w:sz w:val="22"/>
+          <w:szCs w:val="22"/>
+        </w:rPr>
+        <w:t xml:space="preserve">. </w:t>
       </w:r>
     </w:p>
     <w:p>
@@ -855,40 +1025,46 @@
           <w:sz w:val="22"/>
           <w:szCs w:val="22"/>
         </w:rPr>
-        <w:t>The goal is to create an android app that can track various statistics for European football leagues, have the ability to contrast and compare teams or potentially players, and rank teams and players using the algorithms mentioned previously.</w:t>
-      </w:r>
-    </w:p>
-    <w:p>
-      <w:pPr>
-        <w:pBdr>
-          <w:top w:val="nil"/>
-          <w:left w:val="nil"/>
-          <w:bottom w:val="nil"/>
-          <w:right w:val="nil"/>
-          <w:between w:val="nil"/>
-        </w:pBdr>
-        <w:rPr>
-          <w:rFonts w:ascii="Times New Roman" w:eastAsia="Times New Roman" w:hAnsi="Times New Roman" w:cs="Times New Roman"/>
-          <w:i/>
-          <w:color w:val="595959"/>
-        </w:rPr>
-      </w:pPr>
-    </w:p>
-    <w:p>
-      <w:pPr>
-        <w:pBdr>
-          <w:top w:val="nil"/>
-          <w:left w:val="nil"/>
-          <w:bottom w:val="nil"/>
-          <w:right w:val="nil"/>
-          <w:between w:val="nil"/>
-        </w:pBdr>
-        <w:rPr>
-          <w:rFonts w:ascii="Times New Roman" w:eastAsia="Times New Roman" w:hAnsi="Times New Roman" w:cs="Times New Roman"/>
-          <w:i/>
-          <w:color w:val="595959"/>
-        </w:rPr>
-      </w:pPr>
+        <w:t xml:space="preserve">The goal is to create an android app that can track various statistics for European football leagues, have the ability to contrast and compare teams or potentially players, and rank teams and players using the </w:t>
+      </w:r>
+      <w:r>
+        <w:rPr>
+          <w:rFonts w:ascii="Arial" w:eastAsia="Arial" w:hAnsi="Arial" w:cs="Arial"/>
+          <w:color w:val="000000"/>
+          <w:sz w:val="22"/>
+          <w:szCs w:val="22"/>
+        </w:rPr>
+        <w:t xml:space="preserve">ELO rating and </w:t>
+      </w:r>
+      <w:proofErr w:type="spellStart"/>
+      <w:r>
+        <w:rPr>
+          <w:rFonts w:ascii="Arial" w:eastAsia="Arial" w:hAnsi="Arial" w:cs="Arial"/>
+          <w:color w:val="000000"/>
+          <w:sz w:val="22"/>
+          <w:szCs w:val="22"/>
+        </w:rPr>
+        <w:t>Glicko</w:t>
+      </w:r>
+      <w:proofErr w:type="spellEnd"/>
+      <w:r>
+        <w:rPr>
+          <w:rFonts w:ascii="Arial" w:eastAsia="Arial" w:hAnsi="Arial" w:cs="Arial"/>
+          <w:color w:val="000000"/>
+          <w:sz w:val="22"/>
+          <w:szCs w:val="22"/>
+        </w:rPr>
+        <w:t xml:space="preserve"> RD </w:t>
+      </w:r>
+      <w:r>
+        <w:rPr>
+          <w:rFonts w:ascii="Arial" w:eastAsia="Arial" w:hAnsi="Arial" w:cs="Arial"/>
+          <w:color w:val="000000"/>
+          <w:sz w:val="22"/>
+          <w:szCs w:val="22"/>
+        </w:rPr>
+        <w:t>algorithms mentioned previously.</w:t>
+      </w:r>
     </w:p>
     <w:p>
       <w:pPr>
@@ -1003,7 +1179,24 @@
           <w:szCs w:val="27"/>
         </w:rPr>
       </w:pPr>
-      <w:r>
+    </w:p>
+    <w:p>
+      <w:pPr>
+        <w:numPr>
+          <w:ilvl w:val="2"/>
+          <w:numId w:val="1"/>
+        </w:numPr>
+        <w:pBdr>
+          <w:top w:val="nil"/>
+          <w:left w:val="nil"/>
+          <w:bottom w:val="nil"/>
+          <w:right w:val="nil"/>
+          <w:between w:val="nil"/>
+        </w:pBdr>
+        <w:tabs>
+          <w:tab w:val="left" w:pos="0"/>
+        </w:tabs>
+        <w:spacing w:before="100" w:after="100"/>
         <w:rPr>
           <w:rFonts w:ascii="Times New Roman" w:eastAsia="Times New Roman" w:hAnsi="Times New Roman" w:cs="Times New Roman"/>
           <w:b/>
@@ -1011,6 +1204,15 @@
           <w:sz w:val="27"/>
           <w:szCs w:val="27"/>
         </w:rPr>
+      </w:pPr>
+      <w:r>
+        <w:rPr>
+          <w:rFonts w:ascii="Times New Roman" w:eastAsia="Times New Roman" w:hAnsi="Times New Roman" w:cs="Times New Roman"/>
+          <w:b/>
+          <w:color w:val="000000"/>
+          <w:sz w:val="27"/>
+          <w:szCs w:val="27"/>
+        </w:rPr>
         <w:lastRenderedPageBreak/>
         <w:t>Programming language(s) and tools</w:t>
       </w:r>
@@ -1193,7 +1395,10 @@
           <w:between w:val="nil"/>
         </w:pBdr>
         <w:rPr>
-          <w:color w:val="000000"/>
+          <w:rFonts w:ascii="Arial" w:eastAsia="Arial" w:hAnsi="Arial" w:cs="Arial"/>
+          <w:color w:val="000000"/>
+          <w:sz w:val="22"/>
+          <w:szCs w:val="22"/>
         </w:rPr>
       </w:pPr>
       <w:r>
@@ -1328,6 +1533,120 @@
           <w:szCs w:val="22"/>
         </w:rPr>
         <w:t>. For designing and prototyping the UI, we will use Adobe XD in combination with Android Studio’s design tools.</w:t>
+      </w:r>
+    </w:p>
+    <w:p>
+      <w:pPr>
+        <w:pBdr>
+          <w:top w:val="nil"/>
+          <w:left w:val="nil"/>
+          <w:bottom w:val="nil"/>
+          <w:right w:val="nil"/>
+          <w:between w:val="nil"/>
+        </w:pBdr>
+        <w:rPr>
+          <w:rFonts w:ascii="Arial" w:eastAsia="Arial" w:hAnsi="Arial" w:cs="Arial"/>
+          <w:color w:val="000000"/>
+          <w:sz w:val="22"/>
+          <w:szCs w:val="22"/>
+        </w:rPr>
+      </w:pPr>
+    </w:p>
+    <w:p>
+      <w:pPr>
+        <w:pBdr>
+          <w:top w:val="nil"/>
+          <w:left w:val="nil"/>
+          <w:bottom w:val="nil"/>
+          <w:right w:val="nil"/>
+          <w:between w:val="nil"/>
+        </w:pBdr>
+        <w:rPr>
+          <w:color w:val="000000"/>
+        </w:rPr>
+      </w:pPr>
+      <w:r>
+        <w:rPr>
+          <w:rFonts w:ascii="Arial" w:eastAsia="Arial" w:hAnsi="Arial" w:cs="Arial"/>
+          <w:color w:val="000000"/>
+          <w:sz w:val="22"/>
+          <w:szCs w:val="22"/>
+        </w:rPr>
+        <w:t>Our Java/Kotlin code will be tested using Junit 5</w:t>
+      </w:r>
+      <w:r>
+        <w:rPr>
+          <w:rFonts w:ascii="Arial" w:eastAsia="Arial" w:hAnsi="Arial" w:cs="Arial"/>
+          <w:color w:val="000000"/>
+          <w:sz w:val="22"/>
+          <w:szCs w:val="22"/>
+        </w:rPr>
+        <w:t xml:space="preserve"> and debugging tools integrated into Idea and Android Studio</w:t>
+      </w:r>
+      <w:r>
+        <w:rPr>
+          <w:rFonts w:ascii="Arial" w:eastAsia="Arial" w:hAnsi="Arial" w:cs="Arial"/>
+          <w:color w:val="000000"/>
+          <w:sz w:val="22"/>
+          <w:szCs w:val="22"/>
+        </w:rPr>
+        <w:t>. Features will be tested as much as possible on separate git branches before being merged to the master branch. SQLite code will be tested using</w:t>
+      </w:r>
+      <w:r>
+        <w:rPr>
+          <w:rFonts w:ascii="Arial" w:eastAsia="Arial" w:hAnsi="Arial" w:cs="Arial"/>
+          <w:color w:val="000000"/>
+          <w:sz w:val="22"/>
+          <w:szCs w:val="22"/>
+        </w:rPr>
+        <w:t xml:space="preserve"> the following</w:t>
+      </w:r>
+      <w:r>
+        <w:rPr>
+          <w:rFonts w:ascii="Arial" w:eastAsia="Arial" w:hAnsi="Arial" w:cs="Arial"/>
+          <w:color w:val="000000"/>
+          <w:sz w:val="22"/>
+          <w:szCs w:val="22"/>
+        </w:rPr>
+        <w:t xml:space="preserve"> test harnesses: TCL tests</w:t>
+      </w:r>
+      <w:r>
+        <w:rPr>
+          <w:rFonts w:ascii="Arial" w:eastAsia="Arial" w:hAnsi="Arial" w:cs="Arial"/>
+          <w:color w:val="000000"/>
+          <w:sz w:val="22"/>
+          <w:szCs w:val="22"/>
+        </w:rPr>
+        <w:t xml:space="preserve">, TH3 tests, SQL logic tests. These will validate the basic integrity and logic of our databases. Further tests, speedtest1 and </w:t>
+      </w:r>
+      <w:proofErr w:type="spellStart"/>
+      <w:r>
+        <w:rPr>
+          <w:rFonts w:ascii="Arial" w:eastAsia="Arial" w:hAnsi="Arial" w:cs="Arial"/>
+          <w:color w:val="000000"/>
+          <w:sz w:val="22"/>
+          <w:szCs w:val="22"/>
+        </w:rPr>
+        <w:t>mptester</w:t>
+      </w:r>
+      <w:proofErr w:type="spellEnd"/>
+      <w:r>
+        <w:rPr>
+          <w:rFonts w:ascii="Arial" w:eastAsia="Arial" w:hAnsi="Arial" w:cs="Arial"/>
+          <w:color w:val="000000"/>
+          <w:sz w:val="22"/>
+          <w:szCs w:val="22"/>
+        </w:rPr>
+        <w:t xml:space="preserve">, will be used to measure the speed and performance of database </w:t>
+      </w:r>
+      <w:r>
+        <w:rPr>
+          <w:rFonts w:ascii="Arial" w:eastAsia="Arial" w:hAnsi="Arial" w:cs="Arial"/>
+          <w:color w:val="000000"/>
+          <w:sz w:val="22"/>
+          <w:szCs w:val="22"/>
+        </w:rPr>
+        <w:t>access and usage.</w:t>
       </w:r>
     </w:p>
     <w:p>
